--- a/Cours/6eme/SaintExupery/Chapitre_11_1/Documents/Chapitre 11 - Partie 1 - Se repérer dans l’espace (Complet).docx
+++ b/Cours/6eme/SaintExupery/Chapitre_11_1/Documents/Chapitre 11 - Partie 1 - Se repérer dans l’espace (Complet).docx
@@ -242,11 +242,13 @@
         <w:tblLook w:val="04A0" w:firstRow="1" w:lastRow="0" w:firstColumn="1" w:lastColumn="0" w:noHBand="0" w:noVBand="1"/>
       </w:tblPr>
       <w:tblGrid>
-        <w:gridCol w:w="1982"/>
-        <w:gridCol w:w="1983"/>
-        <w:gridCol w:w="1982"/>
-        <w:gridCol w:w="1983"/>
-        <w:gridCol w:w="1983"/>
+        <w:gridCol w:w="1417"/>
+        <w:gridCol w:w="1417"/>
+        <w:gridCol w:w="1417"/>
+        <w:gridCol w:w="1417"/>
+        <w:gridCol w:w="1417"/>
+        <w:gridCol w:w="1417"/>
+        <w:gridCol w:w="1417"/>
       </w:tblGrid>
       <w:tr>
         <w:trPr>
@@ -254,7 +256,7 @@
         </w:trPr>
         <w:tc>
           <w:tcPr>
-            <w:tcW w:w="1982" w:type="dxa"/>
+            <w:tcW w:w="1417" w:type="dxa"/>
             <w:vAlign w:val="center"/>
           </w:tcPr>
           <w:p>
@@ -270,10 +272,10 @@
                 <w:lang w:eastAsia="fr-FR"/>
               </w:rPr>
               <w:drawing>
-                <wp:inline distT="0" distB="0" distL="0" distR="0" wp14:anchorId="6A7A50AB" wp14:editId="48CD98E1">
-                  <wp:extent cx="1080000" cy="1013501"/>
-                  <wp:effectExtent l="0" t="0" r="6350" b="0"/>
-                  <wp:docPr id="2" name="Image 2"/>
+                <wp:inline distT="0" distB="0" distL="0" distR="0" wp14:anchorId="21044662" wp14:editId="3C0CEF46">
+                  <wp:extent cx="720000" cy="675667"/>
+                  <wp:effectExtent l="0" t="0" r="4445" b="0"/>
+                  <wp:docPr id="13" name="Image 13"/>
                   <wp:cNvGraphicFramePr>
                     <a:graphicFrameLocks xmlns:a="http://schemas.openxmlformats.org/drawingml/2006/main" noChangeAspect="1"/>
                   </wp:cNvGraphicFramePr>
@@ -302,7 +304,7 @@
                         <pic:spPr bwMode="auto">
                           <a:xfrm>
                             <a:off x="0" y="0"/>
-                            <a:ext cx="1080000" cy="1013501"/>
+                            <a:ext cx="720000" cy="675667"/>
                           </a:xfrm>
                           <a:prstGeom prst="rect">
                             <a:avLst/>
@@ -322,7 +324,7 @@
         </w:tc>
         <w:tc>
           <w:tcPr>
-            <w:tcW w:w="1983" w:type="dxa"/>
+            <w:tcW w:w="1417" w:type="dxa"/>
             <w:vAlign w:val="center"/>
           </w:tcPr>
           <w:p>
@@ -338,9 +340,9 @@
                 <w:lang w:eastAsia="fr-FR"/>
               </w:rPr>
               <w:drawing>
-                <wp:inline distT="0" distB="0" distL="0" distR="0" wp14:anchorId="607779BB" wp14:editId="0B0B3A70">
-                  <wp:extent cx="952732" cy="1080000"/>
-                  <wp:effectExtent l="0" t="0" r="0" b="6350"/>
+                <wp:inline distT="0" distB="0" distL="0" distR="0" wp14:anchorId="7A6332B4" wp14:editId="4A9D15CE">
+                  <wp:extent cx="720000" cy="816179"/>
+                  <wp:effectExtent l="0" t="0" r="4445" b="3175"/>
                   <wp:docPr id="4" name="Image 4"/>
                   <wp:cNvGraphicFramePr>
                     <a:graphicFrameLocks xmlns:a="http://schemas.openxmlformats.org/drawingml/2006/main" noChangeAspect="1"/>
@@ -370,7 +372,7 @@
                         <pic:spPr bwMode="auto">
                           <a:xfrm>
                             <a:off x="0" y="0"/>
-                            <a:ext cx="952732" cy="1080000"/>
+                            <a:ext cx="720000" cy="816179"/>
                           </a:xfrm>
                           <a:prstGeom prst="rect">
                             <a:avLst/>
@@ -390,7 +392,7 @@
         </w:tc>
         <w:tc>
           <w:tcPr>
-            <w:tcW w:w="1982" w:type="dxa"/>
+            <w:tcW w:w="1417" w:type="dxa"/>
             <w:vAlign w:val="center"/>
           </w:tcPr>
           <w:p>
@@ -406,9 +408,9 @@
                 <w:lang w:eastAsia="fr-FR"/>
               </w:rPr>
               <w:drawing>
-                <wp:inline distT="0" distB="0" distL="0" distR="0" wp14:anchorId="008457A0" wp14:editId="12B6D4B7">
-                  <wp:extent cx="1080000" cy="762773"/>
-                  <wp:effectExtent l="0" t="0" r="6350" b="0"/>
+                <wp:inline distT="0" distB="0" distL="0" distR="0" wp14:anchorId="14C27227" wp14:editId="02A20A1A">
+                  <wp:extent cx="720000" cy="508515"/>
+                  <wp:effectExtent l="0" t="0" r="4445" b="6350"/>
                   <wp:docPr id="5" name="Image 5"/>
                   <wp:cNvGraphicFramePr>
                     <a:graphicFrameLocks xmlns:a="http://schemas.openxmlformats.org/drawingml/2006/main" noChangeAspect="1"/>
@@ -438,7 +440,7 @@
                         <pic:spPr bwMode="auto">
                           <a:xfrm>
                             <a:off x="0" y="0"/>
-                            <a:ext cx="1080000" cy="762773"/>
+                            <a:ext cx="720000" cy="508515"/>
                           </a:xfrm>
                           <a:prstGeom prst="rect">
                             <a:avLst/>
@@ -458,7 +460,7 @@
         </w:tc>
         <w:tc>
           <w:tcPr>
-            <w:tcW w:w="1983" w:type="dxa"/>
+            <w:tcW w:w="1417" w:type="dxa"/>
             <w:vAlign w:val="center"/>
           </w:tcPr>
           <w:p>
@@ -474,9 +476,9 @@
                 <w:lang w:eastAsia="fr-FR"/>
               </w:rPr>
               <w:drawing>
-                <wp:inline distT="0" distB="0" distL="0" distR="0" wp14:anchorId="22F4AEF1" wp14:editId="3C408839">
-                  <wp:extent cx="1260000" cy="528953"/>
-                  <wp:effectExtent l="0" t="0" r="0" b="5080"/>
+                <wp:inline distT="0" distB="0" distL="0" distR="0" wp14:anchorId="22A08E2F" wp14:editId="047B6171">
+                  <wp:extent cx="972000" cy="408050"/>
+                  <wp:effectExtent l="0" t="266700" r="0" b="240030"/>
                   <wp:docPr id="6" name="Image 6"/>
                   <wp:cNvGraphicFramePr>
                     <a:graphicFrameLocks xmlns:a="http://schemas.openxmlformats.org/drawingml/2006/main" noChangeAspect="1"/>
@@ -504,9 +506,9 @@
                           </a:stretch>
                         </pic:blipFill>
                         <pic:spPr bwMode="auto">
-                          <a:xfrm>
+                          <a:xfrm rot="19374474">
                             <a:off x="0" y="0"/>
-                            <a:ext cx="1260000" cy="528953"/>
+                            <a:ext cx="972000" cy="408050"/>
                           </a:xfrm>
                           <a:prstGeom prst="rect">
                             <a:avLst/>
@@ -526,7 +528,7 @@
         </w:tc>
         <w:tc>
           <w:tcPr>
-            <w:tcW w:w="1983" w:type="dxa"/>
+            <w:tcW w:w="1417" w:type="dxa"/>
             <w:vAlign w:val="center"/>
           </w:tcPr>
           <w:p>
@@ -542,9 +544,9 @@
                 <w:lang w:eastAsia="fr-FR"/>
               </w:rPr>
               <w:drawing>
-                <wp:inline distT="0" distB="0" distL="0" distR="0" wp14:anchorId="129F6860" wp14:editId="5FD9A94B">
-                  <wp:extent cx="1080000" cy="1080000"/>
-                  <wp:effectExtent l="0" t="0" r="6350" b="0"/>
+                <wp:inline distT="0" distB="0" distL="0" distR="0" wp14:anchorId="4A20ED3B" wp14:editId="6C39C447">
+                  <wp:extent cx="720000" cy="720000"/>
+                  <wp:effectExtent l="0" t="0" r="4445" b="0"/>
                   <wp:docPr id="7" name="Image 7"/>
                   <wp:cNvGraphicFramePr>
                     <a:graphicFrameLocks xmlns:a="http://schemas.openxmlformats.org/drawingml/2006/main" noChangeAspect="1"/>
@@ -574,7 +576,145 @@
                         <pic:spPr bwMode="auto">
                           <a:xfrm>
                             <a:off x="0" y="0"/>
-                            <a:ext cx="1080000" cy="1080000"/>
+                            <a:ext cx="720000" cy="720000"/>
+                          </a:xfrm>
+                          <a:prstGeom prst="rect">
+                            <a:avLst/>
+                          </a:prstGeom>
+                          <a:noFill/>
+                          <a:ln>
+                            <a:noFill/>
+                          </a:ln>
+                        </pic:spPr>
+                      </pic:pic>
+                    </a:graphicData>
+                  </a:graphic>
+                </wp:inline>
+              </w:drawing>
+            </w:r>
+          </w:p>
+        </w:tc>
+        <w:tc>
+          <w:tcPr>
+            <w:tcW w:w="1417" w:type="dxa"/>
+            <w:vAlign w:val="center"/>
+          </w:tcPr>
+          <w:p>
+            <w:pPr>
+              <w:jc w:val="center"/>
+              <w:rPr>
+                <w:noProof/>
+                <w:lang w:eastAsia="fr-FR"/>
+              </w:rPr>
+            </w:pPr>
+            <w:r>
+              <w:rPr>
+                <w:noProof/>
+                <w:lang w:eastAsia="fr-FR"/>
+              </w:rPr>
+              <w:drawing>
+                <wp:inline distT="0" distB="0" distL="0" distR="0" wp14:anchorId="4BC2F4BB" wp14:editId="11338E91">
+                  <wp:extent cx="720000" cy="720000"/>
+                  <wp:effectExtent l="0" t="0" r="4445" b="4445"/>
+                  <wp:docPr id="9" name="Image 9"/>
+                  <wp:cNvGraphicFramePr>
+                    <a:graphicFrameLocks xmlns:a="http://schemas.openxmlformats.org/drawingml/2006/main" noChangeAspect="1"/>
+                  </wp:cNvGraphicFramePr>
+                  <a:graphic xmlns:a="http://schemas.openxmlformats.org/drawingml/2006/main">
+                    <a:graphicData uri="http://schemas.openxmlformats.org/drawingml/2006/picture">
+                      <pic:pic xmlns:pic="http://schemas.openxmlformats.org/drawingml/2006/picture">
+                        <pic:nvPicPr>
+                          <pic:cNvPr id="0" name="Picture 1"/>
+                          <pic:cNvPicPr>
+                            <a:picLocks noChangeAspect="1" noChangeArrowheads="1"/>
+                          </pic:cNvPicPr>
+                        </pic:nvPicPr>
+                        <pic:blipFill>
+                          <a:blip r:embed="rId13" cstate="print">
+                            <a:extLst>
+                              <a:ext uri="{28A0092B-C50C-407E-A947-70E740481C1C}">
+                                <a14:useLocalDpi xmlns:a14="http://schemas.microsoft.com/office/drawing/2010/main" val="0"/>
+                              </a:ext>
+                            </a:extLst>
+                          </a:blip>
+                          <a:srcRect/>
+                          <a:stretch>
+                            <a:fillRect/>
+                          </a:stretch>
+                        </pic:blipFill>
+                        <pic:spPr bwMode="auto">
+                          <a:xfrm>
+                            <a:off x="0" y="0"/>
+                            <a:ext cx="720000" cy="720000"/>
+                          </a:xfrm>
+                          <a:prstGeom prst="rect">
+                            <a:avLst/>
+                          </a:prstGeom>
+                          <a:noFill/>
+                          <a:ln>
+                            <a:noFill/>
+                          </a:ln>
+                        </pic:spPr>
+                      </pic:pic>
+                    </a:graphicData>
+                  </a:graphic>
+                </wp:inline>
+              </w:drawing>
+            </w:r>
+          </w:p>
+        </w:tc>
+        <w:tc>
+          <w:tcPr>
+            <w:tcW w:w="1417" w:type="dxa"/>
+            <w:vAlign w:val="center"/>
+          </w:tcPr>
+          <w:p>
+            <w:pPr>
+              <w:jc w:val="center"/>
+              <w:rPr>
+                <w:noProof/>
+                <w:lang w:eastAsia="fr-FR"/>
+              </w:rPr>
+            </w:pPr>
+            <w:r>
+              <w:rPr>
+                <w:noProof/>
+                <w:lang w:eastAsia="fr-FR"/>
+              </w:rPr>
+              <w:drawing>
+                <wp:inline distT="0" distB="0" distL="0" distR="0" wp14:anchorId="15E5C198" wp14:editId="2A409BAB">
+                  <wp:extent cx="720000" cy="918000"/>
+                  <wp:effectExtent l="0" t="0" r="4445" b="0"/>
+                  <wp:docPr id="3" name="Image 3"/>
+                  <wp:cNvGraphicFramePr>
+                    <a:graphicFrameLocks xmlns:a="http://schemas.openxmlformats.org/drawingml/2006/main" noChangeAspect="1"/>
+                  </wp:cNvGraphicFramePr>
+                  <a:graphic xmlns:a="http://schemas.openxmlformats.org/drawingml/2006/main">
+                    <a:graphicData uri="http://schemas.openxmlformats.org/drawingml/2006/picture">
+                      <pic:pic xmlns:pic="http://schemas.openxmlformats.org/drawingml/2006/picture">
+                        <pic:nvPicPr>
+                          <pic:cNvPr id="0" name="Picture 2"/>
+                          <pic:cNvPicPr>
+                            <a:picLocks noChangeAspect="1" noChangeArrowheads="1"/>
+                          </pic:cNvPicPr>
+                        </pic:nvPicPr>
+                        <pic:blipFill>
+                          <a:blip r:embed="rId14" cstate="print">
+                            <a:extLst>
+                              <a:ext uri="{28A0092B-C50C-407E-A947-70E740481C1C}">
+                                <a14:useLocalDpi xmlns:a14="http://schemas.microsoft.com/office/drawing/2010/main" val="0"/>
+                              </a:ext>
+                            </a:extLst>
+                          </a:blip>
+                          <a:srcRect/>
+                          <a:stretch>
+                            <a:fillRect/>
+                          </a:stretch>
+                        </pic:blipFill>
+                        <pic:spPr bwMode="auto">
+                          <a:xfrm>
+                            <a:off x="0" y="0"/>
+                            <a:ext cx="720000" cy="918000"/>
                           </a:xfrm>
                           <a:prstGeom prst="rect">
                             <a:avLst/>
@@ -727,55 +867,7 @@
                                 <w:sz w:val="24"/>
                                 <w:szCs w:val="24"/>
                               </w:rPr>
-                              <w:t xml:space="preserve"> C'est une représentation qui permet de voir </w:t>
-                            </w:r>
-                            <w:r>
-                              <w:rPr>
-                                <w:rFonts w:ascii="Cambria Math" w:hAnsi="Cambria Math"/>
-                                <w:sz w:val="24"/>
-                                <w:szCs w:val="24"/>
-                              </w:rPr>
-                              <w:t>les différents côtés</w:t>
-                            </w:r>
-                            <w:r>
-                              <w:rPr>
-                                <w:rFonts w:ascii="Cambria Math" w:hAnsi="Cambria Math"/>
-                                <w:sz w:val="24"/>
-                                <w:szCs w:val="24"/>
-                              </w:rPr>
-                              <w:t xml:space="preserve"> qui compose le solide donnant l'illusion d'un objet en 3 dimensions. </w:t>
-                            </w:r>
-                            <w:r>
-                              <w:rPr>
-                                <w:rFonts w:ascii="Cambria Math" w:hAnsi="Cambria Math"/>
-                                <w:sz w:val="24"/>
-                                <w:szCs w:val="24"/>
-                              </w:rPr>
-                              <w:t>Les traits cachés</w:t>
-                            </w:r>
-                            <w:r>
-                              <w:rPr>
-                                <w:rFonts w:ascii="Cambria Math" w:hAnsi="Cambria Math"/>
-                                <w:sz w:val="24"/>
-                                <w:szCs w:val="24"/>
-                              </w:rPr>
-                              <w:t xml:space="preserve"> sont alors souvent </w:t>
-                            </w:r>
-                            <w:r>
-                              <w:rPr>
-                                <w:rFonts w:ascii="Cambria Math" w:hAnsi="Cambria Math"/>
-                                <w:sz w:val="24"/>
-                                <w:szCs w:val="24"/>
-                              </w:rPr>
-                              <w:t>représentés</w:t>
-                            </w:r>
-                            <w:r>
-                              <w:rPr>
-                                <w:rFonts w:ascii="Cambria Math" w:hAnsi="Cambria Math"/>
-                                <w:sz w:val="24"/>
-                                <w:szCs w:val="24"/>
-                              </w:rPr>
-                              <w:t xml:space="preserve"> en pointillés.</w:t>
+                              <w:t xml:space="preserve"> C'est une représentation qui permet de voir les différents côtés qui compose le solide donnant l'illusion d'un objet en 3 dimensions. Les traits cachés sont alors souvent représentés en pointillés.</w:t>
                             </w:r>
                           </w:p>
                           <w:p>
@@ -871,17 +963,7 @@
                                 <w:sz w:val="24"/>
                                 <w:szCs w:val="24"/>
                               </w:rPr>
-                              <w:t>La vue directionnelle</w:t>
-                            </w:r>
-                            <w:r>
-                              <w:rPr>
-                                <w:rFonts w:ascii="Cambria Math" w:hAnsi="Cambria Math"/>
-                                <w:b/>
-                                <w:bCs/>
-                                <w:sz w:val="24"/>
-                                <w:szCs w:val="24"/>
-                              </w:rPr>
-                              <w:t xml:space="preserve"> :</w:t>
+                              <w:t>La vue directionnelle :</w:t>
                             </w:r>
                             <w:r>
                               <w:rPr>
@@ -889,23 +971,7 @@
                                 <w:sz w:val="24"/>
                                 <w:szCs w:val="24"/>
                               </w:rPr>
-                              <w:t xml:space="preserve"> C'est une représentation de face particulière du solide vue dans </w:t>
-                            </w:r>
-                            <w:r>
-                              <w:rPr>
-                                <w:rFonts w:ascii="Cambria Math" w:hAnsi="Cambria Math"/>
-                                <w:sz w:val="24"/>
-                                <w:szCs w:val="24"/>
-                              </w:rPr>
-                              <w:t>leurs directions</w:t>
-                            </w:r>
-                            <w:r>
-                              <w:rPr>
-                                <w:rFonts w:ascii="Cambria Math" w:hAnsi="Cambria Math"/>
-                                <w:sz w:val="24"/>
-                                <w:szCs w:val="24"/>
-                              </w:rPr>
-                              <w:t xml:space="preserve">. (Vue de face, de droite, de dessus, </w:t>
+                              <w:t xml:space="preserve"> C'est une représentation de face particulière du solide vue dans leurs directions. (Vue de face, de droite, de dessus, </w:t>
                             </w:r>
                             <w:proofErr w:type="gramStart"/>
                             <w:r>
@@ -1287,6 +1353,7 @@
             </w:pPr>
             <w:r>
               <w:rPr>
+                <w:noProof/>
                 <w:lang w:eastAsia="fr-FR"/>
               </w:rPr>
               <w:drawing>
@@ -1305,10 +1372,10 @@
                           <pic:cNvPicPr/>
                         </pic:nvPicPr>
                         <pic:blipFill>
-                          <a:blip r:embed="rId13">
+                          <a:blip r:embed="rId15">
                             <a:extLst>
                               <a:ext uri="{96DAC541-7B7A-43D3-8B79-37D633B846F1}">
-                                <asvg:svgBlip xmlns:asvg="http://schemas.microsoft.com/office/drawing/2016/SVG/main" r:embed="rId14"/>
+                                <asvg:svgBlip xmlns:asvg="http://schemas.microsoft.com/office/drawing/2016/SVG/main" r:embed="rId16"/>
                               </a:ext>
                             </a:extLst>
                           </a:blip>
@@ -1360,6 +1427,7 @@
             </w:pPr>
             <w:r>
               <w:rPr>
+                <w:noProof/>
                 <w:lang w:eastAsia="fr-FR"/>
               </w:rPr>
               <w:drawing>
@@ -1378,10 +1446,10 @@
                           <pic:cNvPicPr/>
                         </pic:nvPicPr>
                         <pic:blipFill>
-                          <a:blip r:embed="rId15">
+                          <a:blip r:embed="rId17">
                             <a:extLst>
                               <a:ext uri="{96DAC541-7B7A-43D3-8B79-37D633B846F1}">
-                                <asvg:svgBlip xmlns:asvg="http://schemas.microsoft.com/office/drawing/2016/SVG/main" r:embed="rId16"/>
+                                <asvg:svgBlip xmlns:asvg="http://schemas.microsoft.com/office/drawing/2016/SVG/main" r:embed="rId18"/>
                               </a:ext>
                             </a:extLst>
                           </a:blip>
@@ -1433,6 +1501,7 @@
             </w:pPr>
             <w:r>
               <w:rPr>
+                <w:noProof/>
                 <w:lang w:eastAsia="fr-FR"/>
               </w:rPr>
               <w:drawing>
@@ -1451,10 +1520,10 @@
                           <pic:cNvPicPr/>
                         </pic:nvPicPr>
                         <pic:blipFill>
-                          <a:blip r:embed="rId17">
+                          <a:blip r:embed="rId19">
                             <a:extLst>
                               <a:ext uri="{96DAC541-7B7A-43D3-8B79-37D633B846F1}">
-                                <asvg:svgBlip xmlns:asvg="http://schemas.microsoft.com/office/drawing/2016/SVG/main" r:embed="rId18"/>
+                                <asvg:svgBlip xmlns:asvg="http://schemas.microsoft.com/office/drawing/2016/SVG/main" r:embed="rId20"/>
                               </a:ext>
                             </a:extLst>
                           </a:blip>
@@ -1508,6 +1577,7 @@
             </w:pPr>
             <w:r>
               <w:rPr>
+                <w:noProof/>
                 <w:lang w:eastAsia="fr-FR"/>
               </w:rPr>
               <w:drawing>
@@ -1526,10 +1596,10 @@
                           <pic:cNvPicPr/>
                         </pic:nvPicPr>
                         <pic:blipFill>
-                          <a:blip r:embed="rId19">
+                          <a:blip r:embed="rId21">
                             <a:extLst>
                               <a:ext uri="{96DAC541-7B7A-43D3-8B79-37D633B846F1}">
-                                <asvg:svgBlip xmlns:asvg="http://schemas.microsoft.com/office/drawing/2016/SVG/main" r:embed="rId20"/>
+                                <asvg:svgBlip xmlns:asvg="http://schemas.microsoft.com/office/drawing/2016/SVG/main" r:embed="rId22"/>
                               </a:ext>
                             </a:extLst>
                           </a:blip>
@@ -1581,6 +1651,7 @@
             </w:pPr>
             <w:r>
               <w:rPr>
+                <w:noProof/>
                 <w:lang w:eastAsia="fr-FR"/>
               </w:rPr>
               <w:drawing>
@@ -1599,10 +1670,10 @@
                           <pic:cNvPicPr/>
                         </pic:nvPicPr>
                         <pic:blipFill>
-                          <a:blip r:embed="rId21">
+                          <a:blip r:embed="rId23">
                             <a:extLst>
                               <a:ext uri="{96DAC541-7B7A-43D3-8B79-37D633B846F1}">
-                                <asvg:svgBlip xmlns:asvg="http://schemas.microsoft.com/office/drawing/2016/SVG/main" r:embed="rId22"/>
+                                <asvg:svgBlip xmlns:asvg="http://schemas.microsoft.com/office/drawing/2016/SVG/main" r:embed="rId24"/>
                               </a:ext>
                             </a:extLst>
                           </a:blip>
@@ -1670,10 +1741,10 @@
           <w:numId w:val="18"/>
         </w:numPr>
         <w:sectPr>
-          <w:headerReference w:type="default" r:id="rId23"/>
-          <w:footerReference w:type="default" r:id="rId24"/>
-          <w:headerReference w:type="first" r:id="rId25"/>
-          <w:footerReference w:type="first" r:id="rId26"/>
+          <w:headerReference w:type="default" r:id="rId25"/>
+          <w:footerReference w:type="default" r:id="rId26"/>
+          <w:headerReference w:type="first" r:id="rId27"/>
+          <w:footerReference w:type="first" r:id="rId28"/>
           <w:type w:val="continuous"/>
           <w:pgSz w:w="11906" w:h="16838"/>
           <w:pgMar w:top="1417" w:right="849" w:bottom="426" w:left="1134" w:header="708" w:footer="123" w:gutter="0"/>
@@ -1683,16 +1754,7 @@
         </w:sectPr>
       </w:pPr>
       <w:r>
-        <w:t>I</w:t>
-      </w:r>
-      <w:r>
-        <w:t xml:space="preserve">l existe </w:t>
-      </w:r>
-      <w:r>
-        <w:t>plusieurs types</w:t>
-      </w:r>
-      <w:r>
-        <w:t xml:space="preserve"> de vue en perspective. Les plus connu sont la perspective </w:t>
+        <w:t xml:space="preserve">Il existe plusieurs types de vue en perspective. Les plus connu sont la perspective </w:t>
       </w:r>
       <w:r>
         <w:rPr>
@@ -1747,71 +1809,19 @@
     </w:p>
     <w:p>
       <w:r>
-        <w:t xml:space="preserve">Lorsque l'on assemble </w:t>
-      </w:r>
-      <w:r>
-        <w:t>plusieurs cubes</w:t>
-      </w:r>
-      <w:r>
-        <w:t xml:space="preserve"> entre eux, on parle d'assemblage de cube. Il est possible d'utiliser </w:t>
-      </w:r>
-      <w:r>
-        <w:t>plusieurs types</w:t>
-      </w:r>
-      <w:r>
-        <w:t xml:space="preserve"> de représentation pour se repérer dans ce type d'assemblage.</w:t>
+        <w:t>Lorsque l'on assemble plusieurs cubes entre eux, on parle d'assemblage de cube. Il est possible d'utiliser plusieurs types de représentation pour se repérer dans ce type d'assemblage.</w:t>
       </w:r>
     </w:p>
     <w:p>
       <w:r>
+        <w:rPr>
+          <w:noProof/>
+        </w:rPr>
         <w:drawing>
           <wp:inline distT="0" distB="0" distL="0" distR="0" wp14:anchorId="0725C0EE" wp14:editId="7EB7B7EC">
             <wp:extent cx="2098800" cy="2098800"/>
             <wp:effectExtent l="0" t="0" r="0" b="0"/>
             <wp:docPr id="17" name="Graphique 17"/>
-            <wp:cNvGraphicFramePr>
-              <a:graphicFrameLocks xmlns:a="http://schemas.openxmlformats.org/drawingml/2006/main" noChangeAspect="1"/>
-            </wp:cNvGraphicFramePr>
-            <a:graphic xmlns:a="http://schemas.openxmlformats.org/drawingml/2006/main">
-              <a:graphicData uri="http://schemas.openxmlformats.org/drawingml/2006/picture">
-                <pic:pic xmlns:pic="http://schemas.openxmlformats.org/drawingml/2006/picture">
-                  <pic:nvPicPr>
-                    <pic:cNvPr id="1" name=""/>
-                    <pic:cNvPicPr/>
-                  </pic:nvPicPr>
-                  <pic:blipFill>
-                    <a:blip r:embed="rId27">
-                      <a:extLst>
-                        <a:ext uri="{96DAC541-7B7A-43D3-8B79-37D633B846F1}">
-                          <asvg:svgBlip xmlns:asvg="http://schemas.microsoft.com/office/drawing/2016/SVG/main" r:embed="rId28"/>
-                        </a:ext>
-                      </a:extLst>
-                    </a:blip>
-                    <a:stretch>
-                      <a:fillRect/>
-                    </a:stretch>
-                  </pic:blipFill>
-                  <pic:spPr>
-                    <a:xfrm>
-                      <a:off x="0" y="0"/>
-                      <a:ext cx="2098800" cy="2098800"/>
-                    </a:xfrm>
-                    <a:prstGeom prst="rect">
-                      <a:avLst/>
-                    </a:prstGeom>
-                  </pic:spPr>
-                </pic:pic>
-              </a:graphicData>
-            </a:graphic>
-          </wp:inline>
-        </w:drawing>
-      </w:r>
-      <w:r>
-        <w:drawing>
-          <wp:inline distT="0" distB="0" distL="0" distR="0" wp14:anchorId="3FF94CB7" wp14:editId="50DC3886">
-            <wp:extent cx="2098800" cy="2098800"/>
-            <wp:effectExtent l="0" t="0" r="0" b="0"/>
-            <wp:docPr id="22" name="Graphique 22"/>
             <wp:cNvGraphicFramePr>
               <a:graphicFrameLocks xmlns:a="http://schemas.openxmlformats.org/drawingml/2006/main" noChangeAspect="1"/>
             </wp:cNvGraphicFramePr>
@@ -1850,11 +1860,14 @@
         </w:drawing>
       </w:r>
       <w:r>
+        <w:rPr>
+          <w:noProof/>
+        </w:rPr>
         <w:drawing>
-          <wp:inline distT="0" distB="0" distL="0" distR="0" wp14:anchorId="331D017E" wp14:editId="3762A32F">
+          <wp:inline distT="0" distB="0" distL="0" distR="0" wp14:anchorId="3FF94CB7" wp14:editId="50DC3886">
             <wp:extent cx="2098800" cy="2098800"/>
             <wp:effectExtent l="0" t="0" r="0" b="0"/>
-            <wp:docPr id="23" name="Graphique 23"/>
+            <wp:docPr id="22" name="Graphique 22"/>
             <wp:cNvGraphicFramePr>
               <a:graphicFrameLocks xmlns:a="http://schemas.openxmlformats.org/drawingml/2006/main" noChangeAspect="1"/>
             </wp:cNvGraphicFramePr>
@@ -1893,11 +1906,14 @@
         </w:drawing>
       </w:r>
       <w:r>
+        <w:rPr>
+          <w:noProof/>
+        </w:rPr>
         <w:drawing>
-          <wp:inline distT="0" distB="0" distL="0" distR="0" wp14:anchorId="056B71A2" wp14:editId="05F2F533">
+          <wp:inline distT="0" distB="0" distL="0" distR="0" wp14:anchorId="331D017E" wp14:editId="3762A32F">
             <wp:extent cx="2098800" cy="2098800"/>
             <wp:effectExtent l="0" t="0" r="0" b="0"/>
-            <wp:docPr id="1" name="Graphique 1"/>
+            <wp:docPr id="23" name="Graphique 23"/>
             <wp:cNvGraphicFramePr>
               <a:graphicFrameLocks xmlns:a="http://schemas.openxmlformats.org/drawingml/2006/main" noChangeAspect="1"/>
             </wp:cNvGraphicFramePr>
@@ -1936,11 +1952,14 @@
         </w:drawing>
       </w:r>
       <w:r>
+        <w:rPr>
+          <w:noProof/>
+        </w:rPr>
         <w:drawing>
-          <wp:inline distT="0" distB="0" distL="0" distR="0" wp14:anchorId="26CFFD23" wp14:editId="142EFA10">
+          <wp:inline distT="0" distB="0" distL="0" distR="0" wp14:anchorId="056B71A2" wp14:editId="05F2F533">
             <wp:extent cx="2098800" cy="2098800"/>
             <wp:effectExtent l="0" t="0" r="0" b="0"/>
-            <wp:docPr id="16" name="Graphique 16"/>
+            <wp:docPr id="1" name="Graphique 1"/>
             <wp:cNvGraphicFramePr>
               <a:graphicFrameLocks xmlns:a="http://schemas.openxmlformats.org/drawingml/2006/main" noChangeAspect="1"/>
             </wp:cNvGraphicFramePr>
@@ -1978,22 +1997,15 @@
           </wp:inline>
         </w:drawing>
       </w:r>
-    </w:p>
-    <w:p>
       <w:r>
-        <w:t>Il est possible d'indiquer le nombre de cube sur les faces pour aider à la représentation</w:t>
-      </w:r>
-      <w:r>
-        <w:t>.</w:t>
-      </w:r>
-    </w:p>
-    <w:p>
-      <w:r>
+        <w:rPr>
+          <w:noProof/>
+        </w:rPr>
         <w:drawing>
-          <wp:inline distT="0" distB="0" distL="0" distR="0" wp14:anchorId="0C1E3629" wp14:editId="38004AFE">
+          <wp:inline distT="0" distB="0" distL="0" distR="0" wp14:anchorId="26CFFD23" wp14:editId="142EFA10">
             <wp:extent cx="2098800" cy="2098800"/>
             <wp:effectExtent l="0" t="0" r="0" b="0"/>
-            <wp:docPr id="24" name="Graphique 24"/>
+            <wp:docPr id="16" name="Graphique 16"/>
             <wp:cNvGraphicFramePr>
               <a:graphicFrameLocks xmlns:a="http://schemas.openxmlformats.org/drawingml/2006/main" noChangeAspect="1"/>
             </wp:cNvGraphicFramePr>
@@ -2031,12 +2043,22 @@
           </wp:inline>
         </w:drawing>
       </w:r>
+    </w:p>
+    <w:p>
       <w:r>
+        <w:t>Il est possible d'indiquer le nombre de cube sur les faces pour aider à la représentation.</w:t>
+      </w:r>
+    </w:p>
+    <w:p>
+      <w:r>
+        <w:rPr>
+          <w:noProof/>
+        </w:rPr>
         <w:drawing>
-          <wp:inline distT="0" distB="0" distL="0" distR="0" wp14:anchorId="1A03C6D3" wp14:editId="3068D25D">
+          <wp:inline distT="0" distB="0" distL="0" distR="0" wp14:anchorId="0C1E3629" wp14:editId="38004AFE">
             <wp:extent cx="2098800" cy="2098800"/>
             <wp:effectExtent l="0" t="0" r="0" b="0"/>
-            <wp:docPr id="25" name="Graphique 25"/>
+            <wp:docPr id="24" name="Graphique 24"/>
             <wp:cNvGraphicFramePr>
               <a:graphicFrameLocks xmlns:a="http://schemas.openxmlformats.org/drawingml/2006/main" noChangeAspect="1"/>
             </wp:cNvGraphicFramePr>
@@ -2075,11 +2097,14 @@
         </w:drawing>
       </w:r>
       <w:r>
+        <w:rPr>
+          <w:noProof/>
+        </w:rPr>
         <w:drawing>
-          <wp:inline distT="0" distB="0" distL="0" distR="0" wp14:anchorId="5090AF00" wp14:editId="5BE2C1CC">
+          <wp:inline distT="0" distB="0" distL="0" distR="0" wp14:anchorId="1A03C6D3" wp14:editId="3068D25D">
             <wp:extent cx="2098800" cy="2098800"/>
             <wp:effectExtent l="0" t="0" r="0" b="0"/>
-            <wp:docPr id="26" name="Graphique 26"/>
+            <wp:docPr id="25" name="Graphique 25"/>
             <wp:cNvGraphicFramePr>
               <a:graphicFrameLocks xmlns:a="http://schemas.openxmlformats.org/drawingml/2006/main" noChangeAspect="1"/>
             </wp:cNvGraphicFramePr>
@@ -2117,9 +2142,55 @@
           </wp:inline>
         </w:drawing>
       </w:r>
+      <w:r>
+        <w:rPr>
+          <w:noProof/>
+        </w:rPr>
+        <w:drawing>
+          <wp:inline distT="0" distB="0" distL="0" distR="0" wp14:anchorId="5090AF00" wp14:editId="5BE2C1CC">
+            <wp:extent cx="2098800" cy="2098800"/>
+            <wp:effectExtent l="0" t="0" r="0" b="0"/>
+            <wp:docPr id="26" name="Graphique 26"/>
+            <wp:cNvGraphicFramePr>
+              <a:graphicFrameLocks xmlns:a="http://schemas.openxmlformats.org/drawingml/2006/main" noChangeAspect="1"/>
+            </wp:cNvGraphicFramePr>
+            <a:graphic xmlns:a="http://schemas.openxmlformats.org/drawingml/2006/main">
+              <a:graphicData uri="http://schemas.openxmlformats.org/drawingml/2006/picture">
+                <pic:pic xmlns:pic="http://schemas.openxmlformats.org/drawingml/2006/picture">
+                  <pic:nvPicPr>
+                    <pic:cNvPr id="1" name=""/>
+                    <pic:cNvPicPr/>
+                  </pic:nvPicPr>
+                  <pic:blipFill>
+                    <a:blip r:embed="rId43">
+                      <a:extLst>
+                        <a:ext uri="{96DAC541-7B7A-43D3-8B79-37D633B846F1}">
+                          <asvg:svgBlip xmlns:asvg="http://schemas.microsoft.com/office/drawing/2016/SVG/main" r:embed="rId44"/>
+                        </a:ext>
+                      </a:extLst>
+                    </a:blip>
+                    <a:stretch>
+                      <a:fillRect/>
+                    </a:stretch>
+                  </pic:blipFill>
+                  <pic:spPr>
+                    <a:xfrm>
+                      <a:off x="0" y="0"/>
+                      <a:ext cx="2098800" cy="2098800"/>
+                    </a:xfrm>
+                    <a:prstGeom prst="rect">
+                      <a:avLst/>
+                    </a:prstGeom>
+                  </pic:spPr>
+                </pic:pic>
+              </a:graphicData>
+            </a:graphic>
+          </wp:inline>
+        </w:drawing>
+      </w:r>
     </w:p>
     <w:sectPr>
-      <w:headerReference w:type="first" r:id="rId43"/>
+      <w:headerReference w:type="first" r:id="rId45"/>
       <w:type w:val="continuous"/>
       <w:pgSz w:w="11906" w:h="16838"/>
       <w:pgMar w:top="420" w:right="849" w:bottom="426" w:left="1134" w:header="428" w:footer="123" w:gutter="0"/>
